--- a/entregables/resumen_ejecutivo.docx
+++ b/entregables/resumen_ejecutivo.docx
@@ -113,7 +113,7 @@
       <w:r>
         <w:drawing>
           <wp:inline xmlns:a="http://schemas.openxmlformats.org/drawingml/2006/main" xmlns:pic="http://schemas.openxmlformats.org/drawingml/2006/picture">
-            <wp:extent cx="5486400" cy="4063858"/>
+            <wp:extent cx="5486400" cy="4055165"/>
             <wp:docPr id="1" name="Picture 1"/>
             <wp:cNvGraphicFramePr>
               <a:graphicFrameLocks noChangeAspect="1"/>
@@ -134,7 +134,7 @@
                   <pic:spPr>
                     <a:xfrm>
                       <a:off x="0" y="0"/>
-                      <a:ext cx="5486400" cy="4063858"/>
+                      <a:ext cx="5486400" cy="4055165"/>
                     </a:xfrm>
                     <a:prstGeom prst="rect"/>
                   </pic:spPr>
@@ -176,7 +176,7 @@
       <w:r>
         <w:drawing>
           <wp:inline xmlns:a="http://schemas.openxmlformats.org/drawingml/2006/main" xmlns:pic="http://schemas.openxmlformats.org/drawingml/2006/picture">
-            <wp:extent cx="5486400" cy="4437017"/>
+            <wp:extent cx="5486400" cy="4174435"/>
             <wp:docPr id="2" name="Picture 2"/>
             <wp:cNvGraphicFramePr>
               <a:graphicFrameLocks noChangeAspect="1"/>
@@ -197,7 +197,7 @@
                   <pic:spPr>
                     <a:xfrm>
                       <a:off x="0" y="0"/>
-                      <a:ext cx="5486400" cy="4437017"/>
+                      <a:ext cx="5486400" cy="4174435"/>
                     </a:xfrm>
                     <a:prstGeom prst="rect"/>
                   </pic:spPr>
@@ -251,7 +251,7 @@
       <w:r>
         <w:drawing>
           <wp:inline xmlns:a="http://schemas.openxmlformats.org/drawingml/2006/main" xmlns:pic="http://schemas.openxmlformats.org/drawingml/2006/picture">
-            <wp:extent cx="5486400" cy="4271759"/>
+            <wp:extent cx="5486400" cy="3935896"/>
             <wp:docPr id="3" name="Picture 3"/>
             <wp:cNvGraphicFramePr>
               <a:graphicFrameLocks noChangeAspect="1"/>
@@ -272,7 +272,7 @@
                   <pic:spPr>
                     <a:xfrm>
                       <a:off x="0" y="0"/>
-                      <a:ext cx="5486400" cy="4271759"/>
+                      <a:ext cx="5486400" cy="3935896"/>
                     </a:xfrm>
                     <a:prstGeom prst="rect"/>
                   </pic:spPr>
@@ -361,7 +361,7 @@
       <w:r>
         <w:drawing>
           <wp:inline xmlns:a="http://schemas.openxmlformats.org/drawingml/2006/main" xmlns:pic="http://schemas.openxmlformats.org/drawingml/2006/picture">
-            <wp:extent cx="5486400" cy="2247569"/>
+            <wp:extent cx="5486400" cy="3270738"/>
             <wp:docPr id="4" name="Picture 4"/>
             <wp:cNvGraphicFramePr>
               <a:graphicFrameLocks noChangeAspect="1"/>
@@ -382,7 +382,7 @@
                   <pic:spPr>
                     <a:xfrm>
                       <a:off x="0" y="0"/>
-                      <a:ext cx="5486400" cy="2247569"/>
+                      <a:ext cx="5486400" cy="3270738"/>
                     </a:xfrm>
                     <a:prstGeom prst="rect"/>
                   </pic:spPr>

--- a/entregables/resumen_ejecutivo.docx
+++ b/entregables/resumen_ejecutivo.docx
@@ -100,10 +100,10 @@
         <w:rPr>
           <w:b/>
         </w:rPr>
-        <w:t>The cheapest price band gets, across all 10 genres without exception, the worst reception.</w:t>
+        <w:t>The cheapest price band is never the best-received, in any of the 10 genres, and in 9 of them it is the worst.</w:t>
       </w:r>
       <w:r>
-        <w:t xml:space="preserve"> The best reception isn't at the highest possible price, but in a mid-to-high range (approximately $6-$12 adjusted, depending on genre).</w:t>
+        <w:t xml:space="preserve"> The best reception isn't always at the highest price either: depending on the genre, it sits in the mid-to-high range ($6.46-$12.36 adjusted) or above it.</w:t>
       </w:r>
     </w:p>
     <w:p>
@@ -155,7 +155,7 @@
           <w:color w:val="6E7B91"/>
           <w:sz w:val="19"/>
         </w:rPr>
-        <w:t>The cheapest band has the worst reception across all 10 Steam genres</w:t>
+        <w:t>The cheapest band is never the best-received in any Steam genre</w:t>
       </w:r>
     </w:p>
     <w:p>
@@ -351,7 +351,7 @@
           <w:color w:val="1A1A2E"/>
           <w:sz w:val="22"/>
         </w:rPr>
-        <w:t>No. We repeated the analysis splitting recent games from older ones, and the pattern holds the same in both groups: the cheapest band remains the worst-reception one, regardless of the game's age.</w:t>
+        <w:t>In part. We repeated the analysis splitting recent games from older ones. Among older games, the cheapest band comes last in every genre with enough data. Among recent games it comes last only in Adventure, Indie and Casual — the same three genres we recommend — and in the rest the gap mostly closes.</w:t>
       </w:r>
     </w:p>
     <w:p>
@@ -361,7 +361,7 @@
       <w:r>
         <w:drawing>
           <wp:inline xmlns:a="http://schemas.openxmlformats.org/drawingml/2006/main" xmlns:pic="http://schemas.openxmlformats.org/drawingml/2006/picture">
-            <wp:extent cx="5486400" cy="3270738"/>
+            <wp:extent cx="5486400" cy="3903785"/>
             <wp:docPr id="4" name="Picture 4"/>
             <wp:cNvGraphicFramePr>
               <a:graphicFrameLocks noChangeAspect="1"/>
@@ -382,7 +382,7 @@
                   <pic:spPr>
                     <a:xfrm>
                       <a:off x="0" y="0"/>
-                      <a:ext cx="5486400" cy="3270738"/>
+                      <a:ext cx="5486400" cy="3903785"/>
                     </a:xfrm>
                     <a:prstGeom prst="rect"/>
                   </pic:spPr>
@@ -403,7 +403,7 @@
           <w:color w:val="6E7B91"/>
           <w:sz w:val="19"/>
         </w:rPr>
-        <w:t>The pattern holds for recent and older games: it is not an age effect</w:t>
+        <w:t>Among recent games, the cheapest band still trails only in Adventure, Indie and Casual</w:t>
       </w:r>
     </w:p>
     <w:p>
